--- a/LR_4.docx
+++ b/LR_4.docx
@@ -164,74 +164,69 @@
       </w:r>
     </w:p>
     <w:p>
-      <w:r>
+      <w:pPr>
         <w:rPr>
           <w:b/>
           <w:bCs/>
         </w:rPr>
-        <w:t>4. Ссылки между страницами</w:t>
-      </w:r>
-    </w:p>
-    <w:p>
-      <w:r>
-        <w:t>В шаблоне archive.html заголовок каждой статьи обёрнут в ссылку на её страницу:</w:t>
-      </w:r>
-    </w:p>
-    <w:p>
-      <w:r>
-        <w:rPr>
-          <w:noProof/>
-        </w:rPr>
-        <w:lastRenderedPageBreak/>
-        <w:drawing>
-          <wp:inline distT="0" distB="0" distL="0" distR="0" wp14:anchorId="7FA33D5F" wp14:editId="2F19A3F4">
-            <wp:extent cx="5700254" cy="944962"/>
-            <wp:effectExtent l="0" t="0" r="0" b="7620"/>
-            <wp:docPr id="152289825" name="Рисунок 2"/>
-            <wp:cNvGraphicFramePr>
-              <a:graphicFrameLocks xmlns:a="http://schemas.openxmlformats.org/drawingml/2006/main" noChangeAspect="1"/>
-            </wp:cNvGraphicFramePr>
-            <a:graphic xmlns:a="http://schemas.openxmlformats.org/drawingml/2006/main">
-              <a:graphicData uri="http://schemas.openxmlformats.org/drawingml/2006/picture">
-                <pic:pic xmlns:pic="http://schemas.openxmlformats.org/drawingml/2006/picture">
-                  <pic:nvPicPr>
-                    <pic:cNvPr id="152289825" name="Рисунок 152289825"/>
-                    <pic:cNvPicPr/>
-                  </pic:nvPicPr>
-                  <pic:blipFill>
-                    <a:blip r:embed="rId6">
-                      <a:extLst>
-                        <a:ext uri="{28A0092B-C50C-407E-A947-70E740481C1C}">
-                          <a14:useLocalDpi xmlns:a14="http://schemas.microsoft.com/office/drawing/2010/main" val="0"/>
-                        </a:ext>
-                      </a:extLst>
-                    </a:blip>
-                    <a:stretch>
-                      <a:fillRect/>
-                    </a:stretch>
-                  </pic:blipFill>
-                  <pic:spPr>
-                    <a:xfrm>
-                      <a:off x="0" y="0"/>
-                      <a:ext cx="5700254" cy="944962"/>
-                    </a:xfrm>
-                    <a:prstGeom prst="rect">
-                      <a:avLst/>
-                    </a:prstGeom>
-                  </pic:spPr>
-                </pic:pic>
-              </a:graphicData>
-            </a:graphic>
-          </wp:inline>
-        </w:drawing>
-      </w:r>
-    </w:p>
-    <w:p>
+      </w:pPr>
       <w:r>
         <w:rPr>
           <w:b/>
           <w:bCs/>
         </w:rPr>
+        <w:t>4. Настройка URL для страницы отдельной книги</w:t>
+      </w:r>
+    </w:p>
+    <w:p>
+      <w:r>
+        <w:t>В файле blog/urls.py добавлен маршрут для страницы отдельной книги:</w:t>
+      </w:r>
+    </w:p>
+    <w:tbl>
+      <w:tblPr>
+        <w:tblStyle w:val="ae"/>
+        <w:tblW w:w="0" w:type="auto"/>
+        <w:tblLook w:val="04A0" w:firstRow="1" w:lastRow="0" w:firstColumn="1" w:lastColumn="0" w:noHBand="0" w:noVBand="1"/>
+      </w:tblPr>
+      <w:tblGrid>
+        <w:gridCol w:w="9345"/>
+      </w:tblGrid>
+      <w:tr>
+        <w:tc>
+          <w:tcPr>
+            <w:tcW w:w="9345" w:type="dxa"/>
+          </w:tcPr>
+          <w:p>
+            <w:pPr>
+              <w:rPr>
+                <w:lang w:val="en-US"/>
+              </w:rPr>
+            </w:pPr>
+            <w:r>
+              <w:rPr>
+                <w:lang w:val="en-US"/>
+              </w:rPr>
+              <w:t>re_path(r'^book/(?P&lt;book_id&gt;\d+)/$', views.get_book, name='get_book'),</w:t>
+            </w:r>
+          </w:p>
+        </w:tc>
+      </w:tr>
+    </w:tbl>
+    <w:p>
+      <w:pPr>
+        <w:rPr>
+          <w:lang w:val="en-US"/>
+        </w:rPr>
+      </w:pPr>
+    </w:p>
+    <w:p>
+      <w:r>
+        <w:rPr>
+          <w:b/>
+          <w:bCs/>
+        </w:rPr>
+        <w:lastRenderedPageBreak/>
         <w:t>5. Проверка работы</w:t>
       </w:r>
     </w:p>
@@ -261,7 +256,7 @@
                     <pic:cNvPicPr/>
                   </pic:nvPicPr>
                   <pic:blipFill>
-                    <a:blip r:embed="rId7">
+                    <a:blip r:embed="rId6">
                       <a:extLst>
                         <a:ext uri="{28A0092B-C50C-407E-A947-70E740481C1C}">
                           <a14:useLocalDpi xmlns:a14="http://schemas.microsoft.com/office/drawing/2010/main" val="0"/>
@@ -298,7 +293,6 @@
         <w:rPr>
           <w:noProof/>
         </w:rPr>
-        <w:lastRenderedPageBreak/>
         <w:drawing>
           <wp:inline distT="0" distB="0" distL="0" distR="0" wp14:anchorId="7895F52B" wp14:editId="3EC20923">
             <wp:extent cx="5940425" cy="2699385"/>
@@ -315,7 +309,7 @@
                     <pic:cNvPicPr/>
                   </pic:nvPicPr>
                   <pic:blipFill>
-                    <a:blip r:embed="rId8">
+                    <a:blip r:embed="rId7">
                       <a:extLst>
                         <a:ext uri="{28A0092B-C50C-407E-A947-70E740481C1C}">
                           <a14:useLocalDpi xmlns:a14="http://schemas.microsoft.com/office/drawing/2010/main" val="0"/>
@@ -364,6 +358,7 @@
         </w:numPr>
       </w:pPr>
       <w:r>
+        <w:lastRenderedPageBreak/>
         <w:t>цвет фона #1abc9c (бирюзовый);</w:t>
       </w:r>
     </w:p>
@@ -478,7 +473,7 @@
                     <pic:cNvPicPr/>
                   </pic:nvPicPr>
                   <pic:blipFill>
-                    <a:blip r:embed="rId9">
+                    <a:blip r:embed="rId8">
                       <a:extLst>
                         <a:ext uri="{28A0092B-C50C-407E-A947-70E740481C1C}">
                           <a14:useLocalDpi xmlns:a14="http://schemas.microsoft.com/office/drawing/2010/main" val="0"/>
@@ -506,11 +501,15 @@
       </w:r>
     </w:p>
     <w:p>
+      <w:pPr>
+        <w:rPr>
+          <w:lang w:val="en-US"/>
+        </w:rPr>
+      </w:pPr>
       <w:r>
         <w:rPr>
           <w:noProof/>
         </w:rPr>
-        <w:lastRenderedPageBreak/>
         <w:drawing>
           <wp:inline distT="0" distB="0" distL="0" distR="0" wp14:anchorId="3746F941" wp14:editId="5F26C72C">
             <wp:extent cx="5940425" cy="3625850"/>
@@ -527,7 +526,7 @@
                     <pic:cNvPicPr/>
                   </pic:nvPicPr>
                   <pic:blipFill>
-                    <a:blip r:embed="rId10">
+                    <a:blip r:embed="rId9">
                       <a:extLst>
                         <a:ext uri="{28A0092B-C50C-407E-A947-70E740481C1C}">
                           <a14:useLocalDpi xmlns:a14="http://schemas.microsoft.com/office/drawing/2010/main" val="0"/>
@@ -554,6 +553,338 @@
         </w:drawing>
       </w:r>
     </w:p>
+    <w:p>
+      <w:pPr>
+        <w:rPr>
+          <w:lang w:val="en-US"/>
+        </w:rPr>
+      </w:pPr>
+      <w:r>
+        <w:rPr>
+          <w:b/>
+          <w:bCs/>
+          <w:lang w:val="en-US"/>
+        </w:rPr>
+        <w:t xml:space="preserve">8. </w:t>
+      </w:r>
+      <w:r>
+        <w:rPr>
+          <w:b/>
+          <w:bCs/>
+        </w:rPr>
+        <w:t>Ссылка</w:t>
+      </w:r>
+      <w:r>
+        <w:rPr>
+          <w:b/>
+          <w:bCs/>
+          <w:lang w:val="en-US"/>
+        </w:rPr>
+        <w:t xml:space="preserve"> «</w:t>
+      </w:r>
+      <w:r>
+        <w:rPr>
+          <w:b/>
+          <w:bCs/>
+        </w:rPr>
+        <w:t>Все</w:t>
+      </w:r>
+      <w:r>
+        <w:rPr>
+          <w:b/>
+          <w:bCs/>
+          <w:lang w:val="en-US"/>
+        </w:rPr>
+        <w:t xml:space="preserve"> </w:t>
+      </w:r>
+      <w:r>
+        <w:rPr>
+          <w:b/>
+          <w:bCs/>
+        </w:rPr>
+        <w:t>статьи</w:t>
+      </w:r>
+      <w:r>
+        <w:rPr>
+          <w:b/>
+          <w:bCs/>
+          <w:lang w:val="en-US"/>
+        </w:rPr>
+        <w:t>»</w:t>
+      </w:r>
+    </w:p>
+    <w:p>
+      <w:pPr>
+        <w:rPr>
+          <w:lang w:val="en-US"/>
+        </w:rPr>
+      </w:pPr>
+      <w:r>
+        <w:lastRenderedPageBreak/>
+        <w:t>В</w:t>
+      </w:r>
+      <w:r>
+        <w:rPr>
+          <w:lang w:val="en-US"/>
+        </w:rPr>
+        <w:t xml:space="preserve"> </w:t>
+      </w:r>
+      <w:r>
+        <w:t>шаблоне</w:t>
+      </w:r>
+      <w:r>
+        <w:rPr>
+          <w:lang w:val="en-US"/>
+        </w:rPr>
+        <w:t xml:space="preserve"> article.html </w:t>
+      </w:r>
+      <w:r>
+        <w:t>добавлена</w:t>
+      </w:r>
+      <w:r>
+        <w:rPr>
+          <w:lang w:val="en-US"/>
+        </w:rPr>
+        <w:t xml:space="preserve"> </w:t>
+      </w:r>
+      <w:r>
+        <w:t>ссылка</w:t>
+      </w:r>
+      <w:r>
+        <w:rPr>
+          <w:lang w:val="en-US"/>
+        </w:rPr>
+        <w:t xml:space="preserve"> </w:t>
+      </w:r>
+      <w:r>
+        <w:t>на</w:t>
+      </w:r>
+      <w:r>
+        <w:rPr>
+          <w:lang w:val="en-US"/>
+        </w:rPr>
+        <w:t xml:space="preserve"> </w:t>
+      </w:r>
+      <w:r>
+        <w:t>список</w:t>
+      </w:r>
+      <w:r>
+        <w:rPr>
+          <w:lang w:val="en-US"/>
+        </w:rPr>
+        <w:t xml:space="preserve"> </w:t>
+      </w:r>
+      <w:r>
+        <w:t>статей</w:t>
+      </w:r>
+      <w:r>
+        <w:rPr>
+          <w:lang w:val="en-US"/>
+        </w:rPr>
+        <w:t xml:space="preserve"> </w:t>
+      </w:r>
+      <w:r>
+        <w:t>с</w:t>
+      </w:r>
+      <w:r>
+        <w:rPr>
+          <w:lang w:val="en-US"/>
+        </w:rPr>
+        <w:t xml:space="preserve"> </w:t>
+      </w:r>
+      <w:r>
+        <w:t>классом</w:t>
+      </w:r>
+      <w:r>
+        <w:rPr>
+          <w:lang w:val="en-US"/>
+        </w:rPr>
+        <w:t xml:space="preserve"> all-articles: &lt;a href="{% url 'archive' %}" class="all-articles"&gt;</w:t>
+      </w:r>
+      <w:r>
+        <w:t>Все</w:t>
+      </w:r>
+      <w:r>
+        <w:rPr>
+          <w:lang w:val="en-US"/>
+        </w:rPr>
+        <w:t xml:space="preserve"> </w:t>
+      </w:r>
+      <w:r>
+        <w:t>статьи</w:t>
+      </w:r>
+      <w:r>
+        <w:rPr>
+          <w:lang w:val="en-US"/>
+        </w:rPr>
+        <w:t>&lt;/a&gt;</w:t>
+      </w:r>
+    </w:p>
+    <w:p>
+      <w:r>
+        <w:t>В CSS-файле article.css задано её положение — в правом верхнем углу, белый цвет, без подчёркивания.</w:t>
+      </w:r>
+    </w:p>
+    <w:p>
+      <w:pPr>
+        <w:rPr>
+          <w:lang w:val="en-US"/>
+        </w:rPr>
+      </w:pPr>
+      <w:r>
+        <w:rPr>
+          <w:noProof/>
+          <w:lang w:val="en-US"/>
+        </w:rPr>
+        <w:drawing>
+          <wp:inline distT="0" distB="0" distL="0" distR="0" wp14:anchorId="041737CF" wp14:editId="5B221A87">
+            <wp:extent cx="3124471" cy="2324301"/>
+            <wp:effectExtent l="0" t="0" r="0" b="0"/>
+            <wp:docPr id="1003018624" name="Рисунок 2"/>
+            <wp:cNvGraphicFramePr>
+              <a:graphicFrameLocks xmlns:a="http://schemas.openxmlformats.org/drawingml/2006/main" noChangeAspect="1"/>
+            </wp:cNvGraphicFramePr>
+            <a:graphic xmlns:a="http://schemas.openxmlformats.org/drawingml/2006/main">
+              <a:graphicData uri="http://schemas.openxmlformats.org/drawingml/2006/picture">
+                <pic:pic xmlns:pic="http://schemas.openxmlformats.org/drawingml/2006/picture">
+                  <pic:nvPicPr>
+                    <pic:cNvPr id="1003018624" name="Рисунок 1003018624"/>
+                    <pic:cNvPicPr/>
+                  </pic:nvPicPr>
+                  <pic:blipFill>
+                    <a:blip r:embed="rId10">
+                      <a:extLst>
+                        <a:ext uri="{28A0092B-C50C-407E-A947-70E740481C1C}">
+                          <a14:useLocalDpi xmlns:a14="http://schemas.microsoft.com/office/drawing/2010/main" val="0"/>
+                        </a:ext>
+                      </a:extLst>
+                    </a:blip>
+                    <a:stretch>
+                      <a:fillRect/>
+                    </a:stretch>
+                  </pic:blipFill>
+                  <pic:spPr>
+                    <a:xfrm>
+                      <a:off x="0" y="0"/>
+                      <a:ext cx="3124471" cy="2324301"/>
+                    </a:xfrm>
+                    <a:prstGeom prst="rect">
+                      <a:avLst/>
+                    </a:prstGeom>
+                  </pic:spPr>
+                </pic:pic>
+              </a:graphicData>
+            </a:graphic>
+          </wp:inline>
+        </w:drawing>
+      </w:r>
+    </w:p>
+    <w:p>
+      <w:r>
+        <w:rPr>
+          <w:b/>
+          <w:bCs/>
+        </w:rPr>
+        <w:t>9. Загрузка проекта на GitHub</w:t>
+      </w:r>
+    </w:p>
+    <w:p>
+      <w:r>
+        <w:t>Проект ЛР-4 загружен в тот же репозиторий GitHub (labs-python). В репозитории теперь находятся все четыре лабораторные работы.</w:t>
+      </w:r>
+    </w:p>
+    <w:p>
+      <w:r>
+        <w:t xml:space="preserve">Ссылка: </w:t>
+      </w:r>
+      <w:hyperlink r:id="rId11" w:history="1">
+        <w:r>
+          <w:rPr>
+            <w:rStyle w:val="ac"/>
+          </w:rPr>
+          <w:t>https://github.com/SNurbekov/labs-python</w:t>
+        </w:r>
+      </w:hyperlink>
+    </w:p>
+    <w:p>
+      <w:pPr>
+        <w:rPr>
+          <w:lang w:val="en-US"/>
+        </w:rPr>
+      </w:pPr>
+      <w:r>
+        <w:rPr>
+          <w:noProof/>
+        </w:rPr>
+        <w:drawing>
+          <wp:inline distT="0" distB="0" distL="0" distR="0" wp14:anchorId="2DE80FE8" wp14:editId="1CF0A38A">
+            <wp:extent cx="5940425" cy="3991610"/>
+            <wp:effectExtent l="0" t="0" r="3175" b="8890"/>
+            <wp:docPr id="485289082" name="Рисунок 3"/>
+            <wp:cNvGraphicFramePr>
+              <a:graphicFrameLocks xmlns:a="http://schemas.openxmlformats.org/drawingml/2006/main" noChangeAspect="1"/>
+            </wp:cNvGraphicFramePr>
+            <a:graphic xmlns:a="http://schemas.openxmlformats.org/drawingml/2006/main">
+              <a:graphicData uri="http://schemas.openxmlformats.org/drawingml/2006/picture">
+                <pic:pic xmlns:pic="http://schemas.openxmlformats.org/drawingml/2006/picture">
+                  <pic:nvPicPr>
+                    <pic:cNvPr id="485289082" name="Рисунок 485289082"/>
+                    <pic:cNvPicPr/>
+                  </pic:nvPicPr>
+                  <pic:blipFill>
+                    <a:blip r:embed="rId12">
+                      <a:extLst>
+                        <a:ext uri="{28A0092B-C50C-407E-A947-70E740481C1C}">
+                          <a14:useLocalDpi xmlns:a14="http://schemas.microsoft.com/office/drawing/2010/main" val="0"/>
+                        </a:ext>
+                      </a:extLst>
+                    </a:blip>
+                    <a:stretch>
+                      <a:fillRect/>
+                    </a:stretch>
+                  </pic:blipFill>
+                  <pic:spPr>
+                    <a:xfrm>
+                      <a:off x="0" y="0"/>
+                      <a:ext cx="5940425" cy="3991610"/>
+                    </a:xfrm>
+                    <a:prstGeom prst="rect">
+                      <a:avLst/>
+                    </a:prstGeom>
+                  </pic:spPr>
+                </pic:pic>
+              </a:graphicData>
+            </a:graphic>
+          </wp:inline>
+        </w:drawing>
+      </w:r>
+    </w:p>
+    <w:p>
+      <w:r>
+        <w:rPr>
+          <w:b/>
+          <w:bCs/>
+        </w:rPr>
+        <w:t>Вывод</w:t>
+      </w:r>
+    </w:p>
+    <w:p>
+      <w:r>
+        <w:t xml:space="preserve">В ходе работы я научился создавать страницу отдельной записи в Django, использовать регулярные выражения в URL с именованными группами, обрабатывать ошибку 404 при отсутствии записи. </w:t>
+      </w:r>
+      <w:r>
+        <w:lastRenderedPageBreak/>
+        <w:t>Освоил создание ссылок между страницами через тег {% url %} и вёрстку страниц по макету с помощью CSS.</w:t>
+      </w:r>
+    </w:p>
+    <w:p>
+      <w:pPr>
+        <w:rPr>
+          <w:lang w:val="en-US"/>
+        </w:rPr>
+      </w:pPr>
+    </w:p>
+    <w:p/>
     <w:p/>
     <w:sectPr>
       <w:pgSz w:w="11906" w:h="16838"/>
@@ -1790,6 +2121,48 @@
       <w:spacing w:val="5"/>
     </w:rPr>
   </w:style>
+  <w:style w:type="character" w:styleId="ac">
+    <w:name w:val="Hyperlink"/>
+    <w:basedOn w:val="a0"/>
+    <w:uiPriority w:val="99"/>
+    <w:unhideWhenUsed/>
+    <w:rsid w:val="00A062D6"/>
+    <w:rPr>
+      <w:color w:val="0563C1" w:themeColor="hyperlink"/>
+      <w:u w:val="single"/>
+    </w:rPr>
+  </w:style>
+  <w:style w:type="character" w:styleId="ad">
+    <w:name w:val="Unresolved Mention"/>
+    <w:basedOn w:val="a0"/>
+    <w:uiPriority w:val="99"/>
+    <w:semiHidden/>
+    <w:unhideWhenUsed/>
+    <w:rsid w:val="00A062D6"/>
+    <w:rPr>
+      <w:color w:val="605E5C"/>
+      <w:shd w:val="clear" w:color="auto" w:fill="E1DFDD"/>
+    </w:rPr>
+  </w:style>
+  <w:style w:type="table" w:styleId="ae">
+    <w:name w:val="Table Grid"/>
+    <w:basedOn w:val="a1"/>
+    <w:uiPriority w:val="39"/>
+    <w:rsid w:val="000F0990"/>
+    <w:pPr>
+      <w:spacing w:after="0" w:line="240" w:lineRule="auto"/>
+    </w:pPr>
+    <w:tblPr>
+      <w:tblBorders>
+        <w:top w:val="single" w:sz="4" w:space="0" w:color="auto"/>
+        <w:left w:val="single" w:sz="4" w:space="0" w:color="auto"/>
+        <w:bottom w:val="single" w:sz="4" w:space="0" w:color="auto"/>
+        <w:right w:val="single" w:sz="4" w:space="0" w:color="auto"/>
+        <w:insideH w:val="single" w:sz="4" w:space="0" w:color="auto"/>
+        <w:insideV w:val="single" w:sz="4" w:space="0" w:color="auto"/>
+      </w:tblBorders>
+    </w:tblPr>
+  </w:style>
 </w:styles>
 </file>
 
